--- a/documentation/CONCEPT_00_PART1_TRAINING_PIPELINE.docx
+++ b/documentation/CONCEPT_00_PART1_TRAINING_PIPELINE.docx
@@ -15,7 +15,7 @@
           <w:sz w:val="48"/>
           <w:szCs w:val="48"/>
         </w:rPr>
-        <w:t xml:space="preserve">Concept 01</w:t>
+        <w:t xml:space="preserve">Concept 00 — Part 1</w:t>
       </w:r>
     </w:p>
     <w:p>
@@ -3898,7 +3898,7 @@
           <w:sz w:val="22"/>
           <w:szCs w:val="22"/>
         </w:rPr>
-        <w:t xml:space="preserve">Read Concept 02 — LoRA adapter anatomy, compatibility, and what merging means</w:t>
+        <w:t xml:space="preserve">Read Concept 00 — Part 2: LoRA adapter anatomy, compatibility, and what merging means</w:t>
       </w:r>
     </w:p>
     <w:p>
@@ -3917,7 +3917,7 @@
           <w:sz w:val="22"/>
           <w:szCs w:val="22"/>
         </w:rPr>
-        <w:t xml:space="preserve">Read Concept 03 — the SFT training objective, catastrophic forgetting, and QLoRA in detail</w:t>
+        <w:t xml:space="preserve">Read Concept 00 — Part 3: the SFT training objective, catastrophic forgetting, and QLoRA in detail</w:t>
       </w:r>
     </w:p>
     <w:p>
@@ -4028,7 +4028,7 @@
                 <w:sz w:val="20"/>
                 <w:szCs w:val="20"/>
               </w:rPr>
-              <w:t xml:space="preserve">Next: Concept 02 covers LoRA adapter anatomy, compatibility rules,</w:t>
+              <w:t xml:space="preserve">Next: Concept 00 — Part 2 covers LoRA adapter anatomy, compatibility rules,</w:t>
             </w:r>
           </w:p>
           <w:p>
